--- a/data/seed/vendors/vendor_d_suretypack/quote_and_questionnaire.docx
+++ b/data/seed/vendors/vendor_d_suretypack/quote_and_questionnaire.docx
@@ -12,7 +12,7 @@
     </w:p>
     <w:p>
       <w:r>
-        <w:t>Dear Sir, thank you for the opportunity to quote on your corrugated packaging requirement. Please find our pricing below, grouped by carton type for ease of reading. All rates are per box unless stated otherwise, ex-factory Bhiwandi, GST as applicable. We are unable to quote for the automated case-erector cartons (tolerance beyond our current tooling), the pallet corner boards, or the insulated cold-chain boxes this time around - happy to explore these in a future round.</w:t>
+        <w:t>Dear YoloMart Procurement Team, thank you for the opportunity to quote on your corrugated packaging requirement. Please find our pricing below, grouped by carton type for ease of reading. All rates are per box unless stated otherwise, ex-factory Bhiwandi, GST as applicable. We are unable to quote for the automated case-erector cartons (tolerance beyond our current tooling), the pallet corner boards, or the insulated cold-chain boxes this time around - happy to explore these in a future round.</w:t>
       </w:r>
     </w:p>
     <w:p>
